--- a/templates/民事案件-法人或其它组织/8服务监督卡.docx
+++ b/templates/民事案件-法人或其它组织/8服务监督卡.docx
@@ -15,6 +15,8 @@
           <w:szCs w:val="40"/>
         </w:rPr>
       </w:pPr>
+      <w:bookmarkStart w:id="0" w:name="_GoBack"/>
+      <w:bookmarkEnd w:id="0"/>
       <w:r>
         <w:rPr>
           <w:rFonts w:hint="eastAsia" w:ascii="FangSong" w:hAnsi="FangSong" w:eastAsia="FangSong" w:cs="FangSong"/>
@@ -1589,7 +1591,6 @@
       <w:pPr>
         <w:spacing w:before="100" w:line="219" w:lineRule="auto"/>
         <w:ind w:left="799" w:firstLine="4609" w:firstLineChars="1700"/>
-        <w:jc w:val="right"/>
         <w:rPr>
           <w:rFonts w:hint="eastAsia" w:ascii="FangSong" w:hAnsi="FangSong" w:eastAsia="FangSong" w:cs="FangSong"/>
           <w:b/>
@@ -1620,13 +1621,13 @@
           <w:sz w:val="28"/>
           <w:szCs w:val="28"/>
         </w:rPr>
-        <w:t>签名(盖章):{{名称}}</w:t>
+        <w:t>签名(盖章):</w:t>
       </w:r>
     </w:p>
     <w:p>
       <w:pPr>
         <w:spacing w:before="100" w:line="219" w:lineRule="auto"/>
-        <w:jc w:val="right"/>
+        <w:jc w:val="center"/>
         <w:rPr>
           <w:rFonts w:hint="eastAsia" w:ascii="FangSong" w:hAnsi="FangSong" w:eastAsia="FangSong" w:cs="FangSong"/>
           <w:sz w:val="16"/>
@@ -1634,8 +1635,6 @@
           <w:lang w:eastAsia="zh-CN"/>
         </w:rPr>
       </w:pPr>
-      <w:bookmarkStart w:id="0" w:name="_GoBack"/>
-      <w:bookmarkEnd w:id="0"/>
       <w:r>
         <w:rPr>
           <w:rFonts w:hint="eastAsia" w:ascii="FangSong" w:hAnsi="FangSong" w:eastAsia="FangSong" w:cs="FangSong"/>
@@ -1646,7 +1645,7 @@
           <w:szCs w:val="28"/>
           <w:lang w:val="en-US" w:eastAsia="zh-CN"/>
         </w:rPr>
-        <w:t xml:space="preserve">    </w:t>
+        <w:t xml:space="preserve">                                    </w:t>
       </w:r>
       <w:r>
         <w:rPr>
@@ -1881,6 +1880,7 @@
       <w:rPr>
         <w:b/>
         <w:szCs w:val="21"/>
+        <w:lang/>
       </w:rPr>
       <w:drawing>
         <wp:inline distT="0" distB="0" distL="114300" distR="114300">
@@ -2010,6 +2010,9 @@
       </w:rPr>
     </w:pPr>
     <w:r>
+      <w:rPr>
+        <w:lang/>
+      </w:rPr>
       <mc:AlternateContent>
         <mc:Choice Requires="wps">
           <w:drawing>
@@ -2496,7 +2499,7 @@
     <w:lsdException w:qFormat="1" w:unhideWhenUsed="0" w:uiPriority="0" w:semiHidden="0" w:name="Title"/>
     <w:lsdException w:unhideWhenUsed="0" w:uiPriority="0" w:semiHidden="0" w:name="Closing"/>
     <w:lsdException w:unhideWhenUsed="0" w:uiPriority="0" w:semiHidden="0" w:name="Signature"/>
-    <w:lsdException w:qFormat="1" w:uiPriority="1" w:semiHidden="0" w:name="Default Paragraph Font"/>
+    <w:lsdException w:uiPriority="1" w:semiHidden="0" w:name="Default Paragraph Font"/>
     <w:lsdException w:unhideWhenUsed="0" w:uiPriority="0" w:semiHidden="0" w:name="Body Text"/>
     <w:lsdException w:unhideWhenUsed="0" w:uiPriority="0" w:semiHidden="0" w:name="Body Text Indent"/>
     <w:lsdException w:unhideWhenUsed="0" w:uiPriority="0" w:semiHidden="0" w:name="List Continue"/>
@@ -2685,7 +2688,6 @@
     <w:qFormat/>
     <w:uiPriority w:val="0"/>
     <w:rPr>
-      <w:rFonts w:ascii="Times New Roman" w:hAnsi="Times New Roman" w:eastAsia="SimSun" w:cs="Times New Roman"/>
       <w:lang w:val="en-US" w:eastAsia="zh-CN" w:bidi="ar-SA"/>
     </w:rPr>
   </w:style>
@@ -2711,7 +2713,6 @@
   <w:style w:type="character" w:default="1" w:styleId="9">
     <w:name w:val="Default Paragraph Font"/>
     <w:unhideWhenUsed/>
-    <w:qFormat/>
     <w:uiPriority w:val="1"/>
   </w:style>
   <w:style w:type="table" w:default="1" w:styleId="8">
@@ -2720,6 +2721,7 @@
     <w:qFormat/>
     <w:uiPriority w:val="99"/>
     <w:tblPr>
+      <w:tblStyle w:val="8"/>
       <w:tblCellMar>
         <w:top w:w="0" w:type="dxa"/>
         <w:left w:w="108" w:type="dxa"/>
@@ -2833,7 +2835,6 @@
   <w:style w:type="character" w:customStyle="1" w:styleId="14">
     <w:name w:val="页脚 Char"/>
     <w:link w:val="5"/>
-    <w:qFormat/>
     <w:uiPriority w:val="99"/>
     <w:rPr>
       <w:sz w:val="18"/>
@@ -2866,7 +2867,6 @@
   <w:style w:type="paragraph" w:customStyle="1" w:styleId="17">
     <w:name w:val="List Paragraph"/>
     <w:basedOn w:val="1"/>
-    <w:qFormat/>
     <w:uiPriority w:val="99"/>
     <w:pPr>
       <w:ind w:firstLine="420" w:firstLineChars="200"/>
@@ -2887,6 +2887,7 @@
     <w:qFormat/>
     <w:uiPriority w:val="0"/>
     <w:tblPr>
+      <w:tblStyle w:val="8"/>
       <w:tblCellMar>
         <w:top w:w="0" w:type="dxa"/>
         <w:left w:w="0" w:type="dxa"/>
